--- a/HRCP-KKU-Academic/uploads/academic/7/doc_1.docx
+++ b/HRCP-KKU-Academic/uploads/academic/7/doc_1.docx
@@ -82,12 +82,11 @@
       <w:tblPr>
         <w:tblStyle w:val="a3"/>
         <w:tblW w:w="0" w:type="auto"/>
-        <w:tblLayout w:type="fixed"/>
         <w:tblLook w:val="04A0" w:firstRow="1" w:lastRow="0" w:firstColumn="1" w:lastColumn="0" w:noHBand="0" w:noVBand="1"/>
       </w:tblPr>
       <w:tblGrid>
-        <w:gridCol w:w="702"/>
-        <w:gridCol w:w="4280"/>
+        <w:gridCol w:w="660"/>
+        <w:gridCol w:w="4322"/>
         <w:gridCol w:w="768"/>
         <w:gridCol w:w="1359"/>
         <w:gridCol w:w="1265"/>
@@ -96,7 +95,7 @@
       <w:tr>
         <w:tc>
           <w:tcPr>
-            <w:tcW w:w="702" w:type="dxa"/>
+            <w:tcW w:w="421" w:type="dxa"/>
             <w:vMerge w:val="restart"/>
           </w:tcPr>
           <w:p>
@@ -127,7 +126,7 @@
         </w:tc>
         <w:tc>
           <w:tcPr>
-            <w:tcW w:w="4280" w:type="dxa"/>
+            <w:tcW w:w="4591" w:type="dxa"/>
             <w:vMerge w:val="restart"/>
           </w:tcPr>
           <w:p>
@@ -158,7 +157,7 @@
         </w:tc>
         <w:tc>
           <w:tcPr>
-            <w:tcW w:w="768" w:type="dxa"/>
+            <w:tcW w:w="738" w:type="dxa"/>
             <w:vMerge w:val="restart"/>
           </w:tcPr>
           <w:p>
@@ -253,7 +252,7 @@
       <w:tr>
         <w:tc>
           <w:tcPr>
-            <w:tcW w:w="702" w:type="dxa"/>
+            <w:tcW w:w="421" w:type="dxa"/>
             <w:vMerge/>
           </w:tcPr>
           <w:p>
@@ -273,7 +272,7 @@
         </w:tc>
         <w:tc>
           <w:tcPr>
-            <w:tcW w:w="4280" w:type="dxa"/>
+            <w:tcW w:w="4591" w:type="dxa"/>
             <w:vMerge/>
           </w:tcPr>
           <w:p>
@@ -292,7 +291,7 @@
         </w:tc>
         <w:tc>
           <w:tcPr>
-            <w:tcW w:w="768" w:type="dxa"/>
+            <w:tcW w:w="738" w:type="dxa"/>
             <w:vMerge/>
           </w:tcPr>
           <w:p>
@@ -391,7 +390,7 @@
       <w:tr>
         <w:tc>
           <w:tcPr>
-            <w:tcW w:w="702" w:type="dxa"/>
+            <w:tcW w:w="421" w:type="dxa"/>
           </w:tcPr>
           <w:p>
             <w:pPr>
@@ -417,7 +416,7 @@
         </w:tc>
         <w:tc>
           <w:tcPr>
-            <w:tcW w:w="4280" w:type="dxa"/>
+            <w:tcW w:w="4591" w:type="dxa"/>
           </w:tcPr>
           <w:p>
             <w:pPr>
@@ -442,7 +441,7 @@
         </w:tc>
         <w:tc>
           <w:tcPr>
-            <w:tcW w:w="768" w:type="dxa"/>
+            <w:tcW w:w="738" w:type="dxa"/>
           </w:tcPr>
           <w:p>
             <w:pPr>
@@ -487,7 +486,7 @@
                 <w:szCs w:val="28"/>
                 <w:lang w:bidi="th-TH"/>
               </w:rPr>
-              <w:t/>
+              <w:t>✓</w:t>
             </w:r>
           </w:p>
         </w:tc>
@@ -544,7 +543,7 @@
       <w:tr>
         <w:tc>
           <w:tcPr>
-            <w:tcW w:w="702" w:type="dxa"/>
+            <w:tcW w:w="421" w:type="dxa"/>
           </w:tcPr>
           <w:p>
             <w:pPr>
@@ -570,7 +569,7 @@
         </w:tc>
         <w:tc>
           <w:tcPr>
-            <w:tcW w:w="4280" w:type="dxa"/>
+            <w:tcW w:w="4591" w:type="dxa"/>
           </w:tcPr>
           <w:p>
             <w:pPr>
@@ -595,7 +594,7 @@
         </w:tc>
         <w:tc>
           <w:tcPr>
-            <w:tcW w:w="768" w:type="dxa"/>
+            <w:tcW w:w="738" w:type="dxa"/>
           </w:tcPr>
           <w:p>
             <w:pPr>
@@ -640,7 +639,7 @@
                 <w:szCs w:val="28"/>
                 <w:lang w:bidi="th-TH"/>
               </w:rPr>
-              <w:t/>
+              <w:t>✓</w:t>
             </w:r>
             <w:r>
               <w:rPr>
@@ -751,7 +750,7 @@
       <w:tr>
         <w:tc>
           <w:tcPr>
-            <w:tcW w:w="702" w:type="dxa"/>
+            <w:tcW w:w="421" w:type="dxa"/>
           </w:tcPr>
           <w:p>
             <w:pPr>
@@ -777,7 +776,7 @@
         </w:tc>
         <w:tc>
           <w:tcPr>
-            <w:tcW w:w="4280" w:type="dxa"/>
+            <w:tcW w:w="4591" w:type="dxa"/>
           </w:tcPr>
           <w:p>
             <w:pPr>
@@ -812,7 +811,7 @@
         </w:tc>
         <w:tc>
           <w:tcPr>
-            <w:tcW w:w="768" w:type="dxa"/>
+            <w:tcW w:w="738" w:type="dxa"/>
           </w:tcPr>
           <w:p>
             <w:pPr>
@@ -968,7 +967,7 @@
       <w:tr>
         <w:tc>
           <w:tcPr>
-            <w:tcW w:w="702" w:type="dxa"/>
+            <w:tcW w:w="421" w:type="dxa"/>
           </w:tcPr>
           <w:p>
             <w:pPr>
@@ -994,7 +993,7 @@
         </w:tc>
         <w:tc>
           <w:tcPr>
-            <w:tcW w:w="4280" w:type="dxa"/>
+            <w:tcW w:w="4591" w:type="dxa"/>
           </w:tcPr>
           <w:p>
             <w:pPr>
@@ -1039,7 +1038,7 @@
         </w:tc>
         <w:tc>
           <w:tcPr>
-            <w:tcW w:w="768" w:type="dxa"/>
+            <w:tcW w:w="738" w:type="dxa"/>
           </w:tcPr>
           <w:p>
             <w:pPr>
@@ -1084,7 +1083,7 @@
                 <w:szCs w:val="28"/>
                 <w:lang w:bidi="th-TH"/>
               </w:rPr>
-              <w:t/>
+              <w:t>✓</w:t>
             </w:r>
             <w:r>
               <w:rPr>
@@ -1195,7 +1194,7 @@
       <w:tr>
         <w:tc>
           <w:tcPr>
-            <w:tcW w:w="702" w:type="dxa"/>
+            <w:tcW w:w="421" w:type="dxa"/>
           </w:tcPr>
           <w:p>
             <w:pPr>
@@ -1221,7 +1220,7 @@
         </w:tc>
         <w:tc>
           <w:tcPr>
-            <w:tcW w:w="4280" w:type="dxa"/>
+            <w:tcW w:w="4591" w:type="dxa"/>
           </w:tcPr>
           <w:p>
             <w:pPr>
@@ -1246,7 +1245,7 @@
         </w:tc>
         <w:tc>
           <w:tcPr>
-            <w:tcW w:w="768" w:type="dxa"/>
+            <w:tcW w:w="738" w:type="dxa"/>
           </w:tcPr>
           <w:p>
             <w:pPr>
@@ -1430,7 +1429,7 @@
       <w:pPr>
         <w:spacing w:after="0"/>
         <w:rPr>
-          <w:rFonts w:ascii="TH Sarabun New" w:hAnsi="TH Sarabun New" w:cs="TH Sarabun New"/>
+          <w:rFonts w:ascii="TH Sarabun New" w:hAnsi="TH Sarabun New" w:cs="TH Sarabun New" w:hint="cs"/>
           <w:b/>
           <w:bCs/>
           <w:sz w:val="32"/>
@@ -1441,8 +1440,17 @@
     </w:p>
     <w:tbl>
       <w:tblPr>
+        <w:tblStyle w:val="a3"/>
         <w:tblW w:w="0" w:type="auto"/>
         <w:jc w:val="center"/>
+        <w:tblBorders>
+          <w:top w:val="none" w:sz="0" w:space="0" w:color="auto"/>
+          <w:left w:val="none" w:sz="0" w:space="0" w:color="auto"/>
+          <w:bottom w:val="none" w:sz="0" w:space="0" w:color="auto"/>
+          <w:right w:val="none" w:sz="0" w:space="0" w:color="auto"/>
+          <w:insideH w:val="none" w:sz="0" w:space="0" w:color="auto"/>
+          <w:insideV w:val="none" w:sz="0" w:space="0" w:color="auto"/>
+        </w:tblBorders>
         <w:tblLook w:val="04A0" w:firstRow="1" w:lastRow="0" w:firstColumn="1" w:lastColumn="0" w:noHBand="0" w:noVBand="1"/>
       </w:tblPr>
       <w:tblGrid>
@@ -1461,10 +1469,9 @@
             <w:pPr>
               <w:jc w:val="center"/>
               <w:rPr>
-                <w:rFonts w:ascii="TH Sarabun New" w:hAnsi="TH Sarabun New" w:cs="TH Sarabun New" w:hint="cs"/>
+                <w:rFonts w:ascii="TH Sarabun New" w:hAnsi="TH Sarabun New" w:cs="TH Sarabun New"/>
                 <w:sz w:val="32"/>
                 <w:szCs w:val="32"/>
-                <w:cs/>
                 <w:lang w:bidi="th-TH"/>
               </w:rPr>
             </w:pPr>
@@ -1485,7 +1492,16 @@
                 <w:szCs w:val="32"/>
                 <w:lang w:bidi="th-TH"/>
               </w:rPr>
-              <w:t>นายjoป</w:t>
+              <w:t/>
+            </w:r>
+            <w:r>
+              <w:rPr>
+                <w:rFonts w:ascii="TH Sarabun New" w:hAnsi="TH Sarabun New" w:cs="TH Sarabun New"/>
+                <w:sz w:val="32"/>
+                <w:szCs w:val="32"/>
+                <w:lang w:bidi="th-TH"/>
+              </w:rPr>
+              <w:t>อาจารย์ปาณวัฒน์ จันทร์ทองหลาง</w:t>
             </w:r>
             <w:proofErr w:type="spellStart"/>
             <w:r>
@@ -1633,7 +1649,6 @@
     <w:p>
       <w:pPr>
         <w:rPr>
-          <w:rFonts w:hint="cs"/>
           <w:sz w:val="28"/>
           <w:szCs w:val="28"/>
           <w:cs/>
